--- a/por/docx/30.content.docx
+++ b/por/docx/30.content.docx
@@ -214,7 +214,7 @@
         <w:rPr>
           <w:lang w:val="pt_PT" w:bidi="pt_PT"/>
         </w:rPr>
-        <w:t xml:space="preserve"> Amós era pastor e morava em Tecoa; ele cuidava dos seus rebanhos, e em uma visão Deus lhe mostrou coisas que aconteceriam com a sua nação, Israel; isso ocorreu quando Uzias reinava em Judá e Jeroboão, filho de Joás, reinava em Israel, dois anos antes do terremoto.</w:t>
+        <w:t xml:space="preserve"> Amós era pastor e morava em Tecoa. Ele cuidava dos seus rebanhos, e numa visão Deus lhe mostrou coisas que aconteceriam com a sua nação, Israel. Isso ocorreu quando Uzias reinava em Judá e Jeroboão, filho de Joás, reinava em Israel, dois anos antes do terremoto.</w:t>
       </w:r>
     </w:p>
     <w:p>
@@ -235,7 +235,7 @@
         <w:rPr>
           <w:lang w:val="pt_PT" w:bidi="pt_PT"/>
         </w:rPr>
-        <w:t xml:space="preserve"> Este é o registro do que Amós viu e ouviu: “De Sião o SENHOR levanta a sua voz como leão; de Jerusalém ele faz ouvir um clamor forte, e soa como trovão; então os pastos se entristecem, e o verde do Carmelo se seca”.</w:t>
+        <w:t xml:space="preserve"> Este é o registro do que Amós viu e ouviu: “De Sião o SENHOR levanta a sua voz como leão; de Jerusalém ele faz ouvir um clamor forte, como um trovão; então as pastagens secam, e o verde do Carmelo murcha”.</w:t>
       </w:r>
     </w:p>
     <w:p>
@@ -256,7 +256,7 @@
         <w:rPr>
           <w:lang w:val="pt_PT" w:bidi="pt_PT"/>
         </w:rPr>
-        <w:t xml:space="preserve"> Assim diz o SENHOR: “Damasco acumula pecado sobre pecado; por isso, não retirarei o castigo por mais tempo, pois esmagaram Gileade com trilhos de ferro.</w:t>
+        <w:t xml:space="preserve"> Assim diz o SENHOR: “Damasco acumula pecado sobre pecado. Por isso, não retirarei o castigo por mais tempo, pois ela esmagou Gileade com trilhos de ferro.</w:t>
       </w:r>
     </w:p>
     <w:p>
@@ -298,7 +298,7 @@
         <w:rPr>
           <w:lang w:val="pt_PT" w:bidi="pt_PT"/>
         </w:rPr>
-        <w:t xml:space="preserve"> Quebrarei as barras que fecham os portões de Damasco; eliminarei os seus moradores até as planícies de Áven, e o povo da Síria voltará a Quir em cativeiro”, diz o SENHOR.</w:t>
+        <w:t xml:space="preserve"> Quebrarei as barras que fecham os portões de Damasco. Destruirei o rei que governa no vale de Áven e o governante de Bete-Éden; e o povo da Síria irá como prisioneiro para Quir”, diz o SENHOR.</w:t>
       </w:r>
     </w:p>
     <w:p>
@@ -319,7 +319,7 @@
         <w:rPr>
           <w:lang w:val="pt_PT" w:bidi="pt_PT"/>
         </w:rPr>
-        <w:t xml:space="preserve"> Assim diz o SENHOR: “Gaza acumula pecado sobre pecado; por isso, não retirarei o castigo por mais tempo, porque levou o meu povo para longe e o vendeu como escravo a Edom.</w:t>
+        <w:t xml:space="preserve"> Assim diz o SENHOR: “Gaza acumula pecado sobre pecado; por isso, não retirarei o castigo por mais tempo, porque levou comunidades inteiras como prisioneiras e as vendeu como escravas a Edom.</w:t>
       </w:r>
     </w:p>
     <w:p>
@@ -361,7 +361,7 @@
         <w:rPr>
           <w:lang w:val="pt_PT" w:bidi="pt_PT"/>
         </w:rPr>
-        <w:t xml:space="preserve"> Farei cair os moradores de Asdode, destruirei Ecrom e atingirei o rei de Ascalom, até que pereça o último filisteu”, diz o Soberano, o SENHOR.</w:t>
+        <w:t xml:space="preserve"> Farei cair o rei de Asdode, atingirei o rei de Ascalom e levantarei a minha mão contra Ecrom, até que morra o último filisteu”, diz o Soberano, o SENHOR.</w:t>
       </w:r>
     </w:p>
     <w:p>
@@ -382,7 +382,7 @@
         <w:rPr>
           <w:lang w:val="pt_PT" w:bidi="pt_PT"/>
         </w:rPr>
-        <w:t xml:space="preserve"> Assim diz o SENHOR: “Tiro acumula pecado sobre pecado; por isso, não retirarei o castigo por mais tempo, porque esqueceu o acordo de amizade e entregou o meu povo, vendendo-o como escravo a Edom.</w:t>
+        <w:t xml:space="preserve"> Assim diz o SENHOR: “Tiro acumula pecado sobre pecado; por isso, não retirarei o castigo por mais tempo, porque esqueceu o acordo de amizade e vendeu comunidades inteiras de irmãos como escravas a Edom.</w:t>
       </w:r>
     </w:p>
     <w:p>
@@ -403,7 +403,7 @@
         <w:rPr>
           <w:lang w:val="pt_PT" w:bidi="pt_PT"/>
         </w:rPr>
-        <w:t xml:space="preserve"> Por isso, queimarei as muralhas de Tiro, e o fogo consumirá por completo as suas fortalezas.</w:t>
+        <w:t xml:space="preserve"> Por isso, queimarei as muralhas de Tiro, e o fogo consumirá as suas fortalezas.</w:t>
       </w:r>
     </w:p>
     <w:p>
@@ -545,7 +545,7 @@
         <w:rPr>
           <w:lang w:val="pt_PT" w:bidi="pt_PT"/>
         </w:rPr>
-        <w:t xml:space="preserve"> Assim diz o SENHOR: “Moabe acumula culpa sem cessar; não deixarei isso sem resposta, pois queimaram os ossos do rei de Edom até virarem cinza.</w:t>
+        <w:t xml:space="preserve"> Assim diz o SENHOR: “Moabe acumula culpa sem cessar; não deixarei isso sem resposta, pois eles queimaram os ossos do rei de Edom até virarem cinza.</w:t>
       </w:r>
     </w:p>
     <w:p>
@@ -608,7 +608,7 @@
         <w:rPr>
           <w:lang w:val="pt_PT" w:bidi="pt_PT"/>
         </w:rPr>
-        <w:t xml:space="preserve"> Assim diz o SENHOR: “Judá também multiplica suas faltas; não os deixarei sem resposta, porque rejeitaram a lei de Deus e não quiseram obedecer; seus próprios enganos os levaram a errar como erraram seus pais.</w:t>
+        <w:t xml:space="preserve"> Assim diz o SENHOR: “Judá também multiplica suas faltas; não deixarei seus habitantes sem resposta, porque rejeitaram a lei de Deus e não quiseram obedecer; deixaram‑se enganar por deuses falsos, como fizeram seus pais.</w:t>
       </w:r>
     </w:p>
     <w:p>
@@ -650,7 +650,7 @@
         <w:rPr>
           <w:lang w:val="pt_PT" w:bidi="pt_PT"/>
         </w:rPr>
-        <w:t xml:space="preserve"> Assim diz o SENHOR: “Israel também peca sem parar; não os deixarei sem resposta, porque venderam o justo por prata e o pobre por um par de sandálias.</w:t>
+        <w:t xml:space="preserve"> Assim diz o SENHOR: “Israel também peca sem parar; não deixarei seus habitantes sem castigo, porque venderam o justo por prata e o pobre por um par de sandálias.</w:t>
       </w:r>
     </w:p>
     <w:p>
@@ -671,7 +671,7 @@
         <w:rPr>
           <w:lang w:val="pt_PT" w:bidi="pt_PT"/>
         </w:rPr>
-        <w:t xml:space="preserve"> Eles esmagam os necessitados no pó da terra e desviam o direito dos simples; pai e filho se deitam com a mesma mulher do culto pagão e, assim, profanam o meu santo nome.</w:t>
+        <w:t xml:space="preserve"> Eles esmagam os necessitados no pó da terra e desviam o direito dos simples; pai e filho se deitam com a mesma mulher e, assim, profanam o meu santo nome.</w:t>
       </w:r>
     </w:p>
     <w:p>
@@ -713,7 +713,7 @@
         <w:rPr>
           <w:lang w:val="pt_PT" w:bidi="pt_PT"/>
         </w:rPr>
-        <w:t xml:space="preserve"> “Eu destruí diante deles os amorreus, altos como cedros e firmes como carvalhos; arranquei seus frutos por cima e cortei suas raízes por baixo.</w:t>
+        <w:t xml:space="preserve"> Eu destruí diante deles os amorreus, altos como cedros e firmes como carvalhos; arranquei seus frutos por cima e cortei suas raízes por baixo.</w:t>
       </w:r>
     </w:p>
     <w:p>
@@ -734,7 +734,7 @@
         <w:rPr>
           <w:lang w:val="pt_PT" w:bidi="pt_PT"/>
         </w:rPr>
-        <w:t xml:space="preserve"> Eu tirei Israel do Egito e os conduzi pelo deserto por quarenta anos, para lhes entregar a terra dos amorreus.</w:t>
+        <w:t xml:space="preserve"> Eu tirei os israelitas do Egito e os conduzi pelo deserto por quarenta anos, para lhes entregar a terra dos amorreus.</w:t>
       </w:r>
     </w:p>
     <w:p>
@@ -776,7 +776,7 @@
         <w:rPr>
           <w:lang w:val="pt_PT" w:bidi="pt_PT"/>
         </w:rPr>
-        <w:t xml:space="preserve"> “Mas vocês fizeram os nazireus cair, obrigando-os a beber vinho, e calaram os meus profetas, dizendo: ‘Não falem!’.</w:t>
+        <w:t xml:space="preserve"> “Mas vocês obrigaram os nazireus a beber vinho e calaram os meus profetas, dizendo: ‘Não falem!’.</w:t>
       </w:r>
     </w:p>
     <w:p>
@@ -797,7 +797,7 @@
         <w:rPr>
           <w:lang w:val="pt_PT" w:bidi="pt_PT"/>
         </w:rPr>
-        <w:t xml:space="preserve"> Por isso eu os farei gemer, como geme uma carroça carregada de feixes de trigo.</w:t>
+        <w:t xml:space="preserve"> Por isso eu os esmagarei, como uma carroça pesada esmaga a terra quando está carregada de trigo.</w:t>
       </w:r>
     </w:p>
     <w:p>
@@ -860,7 +860,7 @@
         <w:rPr>
           <w:lang w:val="pt_PT" w:bidi="pt_PT"/>
         </w:rPr>
-        <w:t xml:space="preserve"> Até o guerreiro de coração firme largará as armas e fugirá para salvar a vida naquele dia”. Eu, o SENHOR, falei.</w:t>
+        <w:t xml:space="preserve"> Até o guerreiro mais corajoso fugirá nu naquele dia para salvar a vida”. Eu, o SENHOR, falei.</w:t>
       </w:r>
     </w:p>
     <w:p>
@@ -897,7 +897,7 @@
         <w:rPr>
           <w:lang w:val="pt_PT" w:bidi="pt_PT"/>
         </w:rPr>
-        <w:t xml:space="preserve"> Ouçam esta sentença: o SENHOR a pronuncia contra vocês, israelitas, contra toda a família que eu fiz sair do Egito.</w:t>
+        <w:t xml:space="preserve"> Ouçam esta sentença! O SENHOR a pronuncia contra vocês, israelitas, contra toda a família que eu fiz sair do Egito:</w:t>
       </w:r>
     </w:p>
     <w:p>
@@ -918,7 +918,7 @@
         <w:rPr>
           <w:lang w:val="pt_PT" w:bidi="pt_PT"/>
         </w:rPr>
-        <w:t xml:space="preserve"> “Entre todos os povos da terra, eu escolhi vocês; por isso, eu os chamarei para prestar contas de todas as suas culpas.</w:t>
+        <w:t xml:space="preserve"> “Entre todos os povos da terra, eu escolhi vocês. Por isso, eu os chamarei para prestar contas de todas as suas culpas”.</w:t>
       </w:r>
     </w:p>
     <w:p>
@@ -1065,7 +1065,7 @@
         <w:rPr>
           <w:lang w:val="pt_PT" w:bidi="pt_PT"/>
         </w:rPr>
-        <w:t xml:space="preserve"> Proclamem nos palácios de Asdode e nos palácios do Egito e digam: “Juntem-se nos montes de Samaria e vejam o grande tumulto que há ali e as opressões dentro dela.</w:t>
+        <w:t xml:space="preserve"> Proclamem nos palácios de Asdode e nos palácios do Egito e digam: “Juntem-se nos montes de Samaria e vejam o grande tumulto que há ali, e as opressões em Israel.</w:t>
       </w:r>
     </w:p>
     <w:p>
@@ -1107,7 +1107,7 @@
         <w:rPr>
           <w:lang w:val="pt_PT" w:bidi="pt_PT"/>
         </w:rPr>
-        <w:t xml:space="preserve"> Por isso, assim diz o SENHOR, o Soberano: “Um adversário vem; ele cercará a terra, derrubará a tua força e saqueará as tuas casas agradáveis”.</w:t>
+        <w:t xml:space="preserve"> Por isso, assim diz o SENHOR, o Soberano: “Um adversário vem; ele cercará a terra, derrubará a sua força e saqueará as suas casas agradáveis”.</w:t>
       </w:r>
     </w:p>
     <w:p>
@@ -1128,7 +1128,7 @@
         <w:rPr>
           <w:lang w:val="pt_PT" w:bidi="pt_PT"/>
         </w:rPr>
-        <w:t xml:space="preserve"> Assim diz o SENHOR: “Como o pastor arranca da boca do leão duas pernas e um pedaço de orelha, assim serão resgatados os israelitas que moram em Samaria; restará apenas uma cadeira de descanso e uma cama quebrada.</w:t>
+        <w:t xml:space="preserve"> Assim diz o SENHOR: “Como o pastor salva da boca do leão apenas duas pernas ou um pedaço de orelha da sua ovelha, assim também serão salvos os israelitas que habitam Samaria: com apenas a ponta da cama e um pedaço do sofá.</w:t>
       </w:r>
     </w:p>
     <w:p>
@@ -1149,7 +1149,7 @@
         <w:rPr>
           <w:lang w:val="pt_PT" w:bidi="pt_PT"/>
         </w:rPr>
-        <w:t xml:space="preserve"> “Ouçam este aviso e façam a notícia correr por Israel”, diz o SENHOR, o Soberano, o Deus dos Exércitos.</w:t>
+        <w:t xml:space="preserve"> Ouçam isto e testemunhem contra o povo de Israel”, diz o SENHOR, o Soberano, o Deus dos Exércitos.</w:t>
       </w:r>
     </w:p>
     <w:p>
@@ -1249,7 +1249,7 @@
         <w:rPr>
           <w:lang w:val="pt_PT" w:bidi="pt_PT"/>
         </w:rPr>
-        <w:t xml:space="preserve"> O SENHOR Deus jurou pela sua santidade: virão dias em que ele porá ganchos em suas narinas e as levará para longe, como se conduz o gado; sim, todas vocês serão tiradas da cidade, puxadas e presas por anzóis.</w:t>
+        <w:t xml:space="preserve"> O SENHOR Deus jurou pela sua santidade: “Virão dias em que ele porá ganchos em suas narinas e as levará para longe, como se conduz o gado; sim, todas vocês serão tiradas da cidade, puxadas e presas por anzóis.</w:t>
       </w:r>
     </w:p>
     <w:p>
@@ -1270,7 +1270,7 @@
         <w:rPr>
           <w:lang w:val="pt_PT" w:bidi="pt_PT"/>
         </w:rPr>
-        <w:t xml:space="preserve"> Vocês serão arrancadas de suas casas bonitas e sairão pela abertura mais próxima do muro; serão empurradas para fora, na direção do Hermom, diz o SENHOR.</w:t>
+        <w:t xml:space="preserve"> Vocês serão arrancadas de suas casas e sairão pela abertura mais próxima do muro; serão empurradas para fora, na direção do Hermom”, diz o SENHOR.</w:t>
       </w:r>
     </w:p>
     <w:p>
@@ -1291,7 +1291,7 @@
         <w:rPr>
           <w:lang w:val="pt_PT" w:bidi="pt_PT"/>
         </w:rPr>
-        <w:t xml:space="preserve"> “Vão a Betel e continuem oferecendo sacrifícios aos ídolos; vão a Gilgal e continuem aumentando a desobediência; tragam seus sacrifícios pela manhã e apresentem seus dízimos no terceiro dia!</w:t>
+        <w:t xml:space="preserve"> “Vão a Betel e continuem a oferecer sacrifícios; vão a Gilgal e continuem a aumentar a desobediência; tragam seus sacrifícios pela manhã e apresentem seus dízimos no terceiro dia!</w:t>
       </w:r>
     </w:p>
     <w:p>
@@ -1312,7 +1312,7 @@
         <w:rPr>
           <w:lang w:val="pt_PT" w:bidi="pt_PT"/>
         </w:rPr>
-        <w:t xml:space="preserve"> Ofereçam pães como oferta de gratidão e anunciem em voz alta suas ofertas voluntárias; pois é disso que vocês gostam, e disso vocês se orgulham”, diz o SENHOR Deus.</w:t>
+        <w:t xml:space="preserve"> Ofereçam pães fermentados como oferta de gratidão e anunciem em voz alta suas ofertas voluntárias; pois é disso que vocês gostam, e disso vocês se orgulham”, diz o SENHOR Deus.</w:t>
       </w:r>
     </w:p>
     <w:p>
@@ -1417,7 +1417,7 @@
         <w:rPr>
           <w:lang w:val="pt_PT" w:bidi="pt_PT"/>
         </w:rPr>
-        <w:t xml:space="preserve"> “Eu enviei contra vocês doenças como as do Egito; matei seus jovens na guerra e tomei seus cavalos; o cheiro dos mortos subiu e encheu o ar; apesar disso, vocês não voltaram para mim”, diz o SENHOR.</w:t>
+        <w:t xml:space="preserve"> “Eu enviei contra vocês pragas como as do Egito; matei seus jovens na guerra e tomei seus cavalos; o cheiro dos mortos subiu e encheu o ar; apesar disso, vocês não voltaram para mim”, diz o SENHOR.</w:t>
       </w:r>
     </w:p>
     <w:p>
@@ -1438,7 +1438,7 @@
         <w:rPr>
           <w:lang w:val="pt_PT" w:bidi="pt_PT"/>
         </w:rPr>
-        <w:t xml:space="preserve"> “Eu derrubei algumas de suas cidades, como derrubei Sodoma e Gomorra; os que restaram pareciam um pedaço de lenha tirado do fogo, meio queimado; mas, mesmo assim, vocês não voltaram para mim”, diz o SENHOR.</w:t>
+        <w:t xml:space="preserve"> “Eu derrubei algumas de suas cidades, como derrubei Sodoma e Gomorra; os que sobreviveram pareciam um pedaço de lenha tirado do fogo, meio queimado; mas, mesmo assim, vocês não voltaram para mim”, diz o SENHOR.</w:t>
       </w:r>
     </w:p>
     <w:p>
@@ -1459,7 +1459,7 @@
         <w:rPr>
           <w:lang w:val="pt_PT" w:bidi="pt_PT"/>
         </w:rPr>
-        <w:t xml:space="preserve"> "Por isso, Israel, eu farei com vocês tudo o que anunciei; e, porque farei isso, prepare-se para encontrar o julgamento do seu Deus, ó Israel.</w:t>
+        <w:t xml:space="preserve"> "Por isso, Israel, eu farei com vocês tudo o que anunciei; e, porque farei isso, prepare-se para encontrar o seu Deus, ó Israel”.</w:t>
       </w:r>
     </w:p>
     <w:p>
@@ -1480,7 +1480,7 @@
         <w:rPr>
           <w:lang w:val="pt_PT" w:bidi="pt_PT"/>
         </w:rPr>
-        <w:t xml:space="preserve"> Pois vocês estão diante daquele que formou as montanhas e criou os ventos, daquele que conhece os pensamentos do ser humano; ele transforma a luz do dia em escuridão e pisa sobre as alturas da terra; SENHOR, Deus dos Exércitos, é o seu nome.</w:t>
+        <w:t xml:space="preserve"> Pois vocês estão diante daquele que formou as montanhas e criou os ventos, daquele que revela os seus pensamentos ao ser humano; ele transforma a luz do dia em escuridão e pisa sobre as alturas da terra; SENHOR, Deus dos Exércitos, é o seu nome.</w:t>
       </w:r>
     </w:p>
     <w:p>
@@ -1517,7 +1517,7 @@
         <w:rPr>
           <w:lang w:val="pt_PT" w:bidi="pt_PT"/>
         </w:rPr>
-        <w:t xml:space="preserve"> Tomado de dor, eu levanto esta lamentação por ti, ó nação de Israel.</w:t>
+        <w:t xml:space="preserve"> Tomado de dor, eu levanto esta lamentação por você, ó nação de Israel.</w:t>
       </w:r>
     </w:p>
     <w:p>
@@ -1538,7 +1538,7 @@
         <w:rPr>
           <w:lang w:val="pt_PT" w:bidi="pt_PT"/>
         </w:rPr>
-        <w:t xml:space="preserve"> “A jovem Israel, antes bela, caiu por terra; foi pisada e quebrada, e não se erguerá; ficou largada em seu próprio chão, e não há quem a levante”.</w:t>
+        <w:t xml:space="preserve"> “A virgem Israel caiu por terra e está abandonada em sua própria terra; não há quem a levante”.</w:t>
       </w:r>
     </w:p>
     <w:p>
@@ -1580,7 +1580,7 @@
         <w:rPr>
           <w:lang w:val="pt_PT" w:bidi="pt_PT"/>
         </w:rPr>
-        <w:t xml:space="preserve"> Assim diz o SENHOR à casa de Israel: “Procurem a mim, e vocês viverão.</w:t>
+        <w:t xml:space="preserve"> Assim diz o SENHOR à casa de Israel: “Procurem-me, e vocês viverão.</w:t>
       </w:r>
     </w:p>
     <w:p>
@@ -1622,7 +1622,7 @@
         <w:rPr>
           <w:lang w:val="pt_PT" w:bidi="pt_PT"/>
         </w:rPr>
-        <w:t xml:space="preserve"> Procurem o SENHOR e vivam; do contrário, ele passará pela casa de Israel como fogo, e consumirá tudo; e em Betel não haverá quem apague.</w:t>
+        <w:t xml:space="preserve"> Procurem o SENHOR e vivam; do contrário, ele virá como fogo sobre os descendentes de José e os consumirá; e em Betel não haverá quem o apague.</w:t>
       </w:r>
     </w:p>
     <w:p>
@@ -1727,7 +1727,7 @@
         <w:rPr>
           <w:lang w:val="pt_PT" w:bidi="pt_PT"/>
         </w:rPr>
-        <w:t xml:space="preserve"> Vocês esmagam o pobre e tomam dele o alimento por impostos e multas; por isso, não habitarão as casas bem feitas que levantam, nem beberão o vinho das vinhas verdes que plantam.</w:t>
+        <w:t xml:space="preserve"> Vocês pisam no pobre e tiram dele o trigo; por isso, não morarão nas casas de pedra que construíram, nem beberão o vinho das vinhas que plantaram.</w:t>
       </w:r>
     </w:p>
     <w:p>
@@ -1769,7 +1769,7 @@
         <w:rPr>
           <w:lang w:val="pt_PT" w:bidi="pt_PT"/>
         </w:rPr>
-        <w:t xml:space="preserve"> Por isso, o prudente se cala naquele tempo, porque será um tempo de calamidade.</w:t>
+        <w:t xml:space="preserve"> Por isso, o prudente se calará naquele tempo, porque será um tempo de calamidade.</w:t>
       </w:r>
     </w:p>
     <w:p>
@@ -1874,7 +1874,7 @@
         <w:rPr>
           <w:lang w:val="pt_PT" w:bidi="pt_PT"/>
         </w:rPr>
-        <w:t xml:space="preserve"> Ai dos que desejam o dia do SENHOR! “Para que vocês o querem? Esse dia não será luz, mas trevas; não será paz, mas castigo.</w:t>
+        <w:t xml:space="preserve"> Ai dos que desejam o dia do SENHOR! Para que vocês o querem? Esse dia não será luz, mas trevas; não será paz, mas castigo.</w:t>
       </w:r>
     </w:p>
     <w:p>
@@ -1958,7 +1958,7 @@
         <w:rPr>
           <w:lang w:val="pt_PT" w:bidi="pt_PT"/>
         </w:rPr>
-        <w:t xml:space="preserve"> Ainda que me tragam holocaustos e ofertas de gratidão, eu não os aceitarei; e não darei atenção às suas ofertas de paz.</w:t>
+        <w:t xml:space="preserve"> Ainda que me tragam ofertas queimadas e ofertas de cereais, eu não os aceitarei; e não darei atenção às suas ofertas de paz.</w:t>
       </w:r>
     </w:p>
     <w:p>
@@ -2021,7 +2021,7 @@
         <w:rPr>
           <w:lang w:val="pt_PT" w:bidi="pt_PT"/>
         </w:rPr>
-        <w:t xml:space="preserve"> Vocês me trouxeram sacrifícios e ofertas no deserto durante quarenta anos, ó casa de Israel,</w:t>
+        <w:t xml:space="preserve"> Por acaso foi a mim que vocês trouxeram sacrifícios e ofertas durante os quarenta anos no deserto, ó casa de Israel?</w:t>
       </w:r>
     </w:p>
     <w:p>
@@ -2042,7 +2042,7 @@
         <w:rPr>
           <w:lang w:val="pt_PT" w:bidi="pt_PT"/>
         </w:rPr>
-        <w:t xml:space="preserve"> mas vocês carregaram Sicute, o seu rei, e Quium, as imagens dos seus deuses das estrelas, e os ídolos que vocês mesmos fizeram.</w:t>
+        <w:t xml:space="preserve"> Não! Vocês carregaram Sicute, o seu rei, e Quium, as imagens dos seus deuses das estrelas, e os ídolos que vocês mesmos fizeram.</w:t>
       </w:r>
     </w:p>
     <w:p>
@@ -2121,7 +2121,7 @@
         <w:rPr>
           <w:lang w:val="pt_PT" w:bidi="pt_PT"/>
         </w:rPr>
-        <w:t xml:space="preserve"> Vão a Calné e observem; depois passem pela grande Haná e desçam a Gate, na terra dos filisteus; eram mais fortes e maiores do que vocês, e vejam o que lhes aconteceu.</w:t>
+        <w:t xml:space="preserve"> Vão a Calné e observem; depois passem pela grande Hamate e desçam a Gate, na terra dos filisteus. Elas são melhores do que os seus reinos? O território delas é maior que o de vocês?</w:t>
       </w:r>
     </w:p>
     <w:p>
@@ -2142,7 +2142,7 @@
         <w:rPr>
           <w:lang w:val="pt_PT" w:bidi="pt_PT"/>
         </w:rPr>
-        <w:t xml:space="preserve"> Vocês afastam de si o pensamento do castigo, mas, com o que fazem, aproximam o dia do Julgamento.</w:t>
+        <w:t xml:space="preserve"> Vocês afastam de si o pensamento do castigo, mas, com o que fazem, aproximam o dia do mal.</w:t>
       </w:r>
     </w:p>
     <w:p>
@@ -2184,7 +2184,7 @@
         <w:rPr>
           <w:lang w:val="pt_PT" w:bidi="pt_PT"/>
         </w:rPr>
-        <w:t xml:space="preserve"> Vocês cantam preguiçosamente ao som da harpa e se divertem em se chamar músicos como Davi.</w:t>
+        <w:t xml:space="preserve"> Vocês tocam harpa como Davi e gostam de improvisar em instrumentos musicais.</w:t>
       </w:r>
     </w:p>
     <w:p>
@@ -2205,7 +2205,7 @@
         <w:rPr>
           <w:lang w:val="pt_PT" w:bidi="pt_PT"/>
         </w:rPr>
-        <w:t xml:space="preserve"> Vocês bebem vinho sem medida e se perfumam com os melhores óleos, mas não se importam com a dor de seus irmãos que precisam de ajuda.</w:t>
+        <w:t xml:space="preserve"> Vocês bebem vinho sem medida e se perfumam com os melhores óleos, mas não se entristecem com a ruína do seu próprio povo.</w:t>
       </w:r>
     </w:p>
     <w:p>
@@ -2289,7 +2289,7 @@
         <w:rPr>
           <w:lang w:val="pt_PT" w:bidi="pt_PT"/>
         </w:rPr>
-        <w:t xml:space="preserve"> Um parente será o único que ficará para levar o morto e queimá-lo; ao tirar o corpo da casa, perguntará ao que estiver escondido lá dentro: “Existe mais alguém com você?” E ele responderá: “Não”; então o outro dirá: “Fique em silêncio; não devemos nem citar o nome do SENHOR”.</w:t>
+        <w:t xml:space="preserve"> Um parente será o único que ficará para levar o morto e queimá-lo; ao tirar o corpo da casa, perguntará ao que estiver escondido lá dentro: “Existe mais alguém com você?”. E ele responderá: “Não”; então o outro dirá: “Fique em silêncio; não devemos nem citar o nome do SENHOR”.</w:t>
       </w:r>
     </w:p>
     <w:p>
@@ -2331,7 +2331,7 @@
         <w:rPr>
           <w:lang w:val="pt_PT" w:bidi="pt_PT"/>
         </w:rPr>
-        <w:t xml:space="preserve"> Por acaso os cavalos correm sobre rochas? Por acaso os bois aram o mar? Isso não faz sentido; mas vocês fizeram pior: transformaram o direito em veneno e trocaram a justiça por injustiça.</w:t>
+        <w:t xml:space="preserve"> Por acaso os cavalos correm sobre rochas? Por acaso os bois aram o mar? Isso não faz sentido; mas vocês fizeram pior: transformaram o direito em veneno e o fruto da justiça em amargura.</w:t>
       </w:r>
     </w:p>
     <w:p>
@@ -2352,7 +2352,7 @@
         <w:rPr>
           <w:lang w:val="pt_PT" w:bidi="pt_PT"/>
         </w:rPr>
-        <w:t xml:space="preserve"> Vocês se alegram por Lo-Debar e se gabam, dizendo: “Com a nossa própria força tomaremos Carnaim”; escutem isto:</w:t>
+        <w:t xml:space="preserve"> Vocês se alegram pela conquista de Lo-Debar e se gabam, dizendo: “Não fomos nós que conquistamos Carnaim com a nossa própria força?”.</w:t>
       </w:r>
     </w:p>
     <w:p>
@@ -2473,7 +2473,7 @@
         <w:rPr>
           <w:lang w:val="pt_PT" w:bidi="pt_PT"/>
         </w:rPr>
-        <w:t xml:space="preserve"> Depois o SENHOR, o Soberano, mostrou-me outra visão: o SENHOR chamava um grande fogo para julgar os moradores de Israel; o fogo secava rios e mares e devorava a terra.</w:t>
+        <w:t xml:space="preserve"> Depois o SENHOR, o Soberano, mostrou-me outra visão: o SENHOR chamava um grande fogo para julgar os moradores de Israel; o fogo secava o grande abismo e devorava a terra.</w:t>
       </w:r>
     </w:p>
     <w:p>
@@ -2536,7 +2536,7 @@
         <w:rPr>
           <w:lang w:val="pt_PT" w:bidi="pt_PT"/>
         </w:rPr>
-        <w:t xml:space="preserve"> Em seguida, ele me mostrou isto: o SENHOR estava de pé junto a um muro levantado com prumo, e tinha na mão o fio de prumo para examinar o muro.</w:t>
+        <w:t xml:space="preserve"> Em seguida, ele me mostrou isto: o SENHOR estava em pé junto a um muro levantado com prumo e tinha na mão o fio de prumo para examinar o muro.</w:t>
       </w:r>
     </w:p>
     <w:p>
@@ -2557,7 +2557,7 @@
         <w:rPr>
           <w:lang w:val="pt_PT" w:bidi="pt_PT"/>
         </w:rPr>
-        <w:t xml:space="preserve"> O SENHOR me perguntou: “Amós, o que estás vendo?” Eu respondi: “Um fio de prumo”. Então ele disse: “Eis que eu colocarei o prumo no meio do meu povo Israel; não voltarei a adiar o castigo.</w:t>
+        <w:t xml:space="preserve"> O SENHOR me perguntou: “Amós, o que você está vendo?”. Eu respondi: “Um fio de prumo”. Então ele disse: “Eis que eu colocarei o prumo no meio do meu povo Israel; não voltarei a adiar o castigo.</w:t>
       </w:r>
     </w:p>
     <w:p>
@@ -2578,7 +2578,7 @@
         <w:rPr>
           <w:lang w:val="pt_PT" w:bidi="pt_PT"/>
         </w:rPr>
-        <w:t xml:space="preserve"> Os lugares altos onde os descendentes de Isaque prestavam culto serão arrasados, e eu me levantarei contra a casa real de Jeroboão com a espada”.</w:t>
+        <w:t xml:space="preserve"> Os altares de idolatria de Isaque serão destruídos, os santuários de Israel ficarão em ruínas, e eu me levantarei contra a casa real de Jeroboão com a espada”.</w:t>
       </w:r>
     </w:p>
     <w:p>
@@ -2599,7 +2599,7 @@
         <w:rPr>
           <w:lang w:val="pt_PT" w:bidi="pt_PT"/>
         </w:rPr>
-        <w:t xml:space="preserve"> Quando Amazias, sacerdote de Betel, ouviu o que Amós dizia, enviou recado ao rei Jeroboão: “Amós conspira contra ti no meio de Israel; o país não suporta as suas palavras; ele está incitando revolta.</w:t>
+        <w:t xml:space="preserve"> Quando Amazias, sacerdote de Betel, ouviu o que Amós dizia, enviou recado ao rei Jeroboão: “Amós conspira contra o rei no meio de Israel; o país não suporta as suas palavras; ele está incitando revolta.</w:t>
       </w:r>
     </w:p>
     <w:p>
@@ -2641,7 +2641,7 @@
         <w:rPr>
           <w:lang w:val="pt_PT" w:bidi="pt_PT"/>
         </w:rPr>
-        <w:t xml:space="preserve"> Depois disso, Amazias deu ordem a Amós: “Vai-te daqui, vidente; foge para a terra de Judá e ganha ali o teu sustento.</w:t>
+        <w:t xml:space="preserve"> Depois disso, Amazias deu ordem a Amós: “Vá embora daqui, vidente; fuja para a terra de Judá e ganhe ali o seu sustento.</w:t>
       </w:r>
     </w:p>
     <w:p>
@@ -2662,7 +2662,7 @@
         <w:rPr>
           <w:lang w:val="pt_PT" w:bidi="pt_PT"/>
         </w:rPr>
-        <w:t xml:space="preserve"> Não continues a profetizar em Betel, porque este lugar é santuário do rei e centro do reino”.</w:t>
+        <w:t xml:space="preserve"> Não continue a profetizar em Betel, porque este lugar é santuário do rei e centro do reino”.</w:t>
       </w:r>
     </w:p>
     <w:p>
@@ -2704,7 +2704,7 @@
         <w:rPr>
           <w:lang w:val="pt_PT" w:bidi="pt_PT"/>
         </w:rPr>
-        <w:t xml:space="preserve"> Mas o SENHOR me tomou de junto do rebanho e me disse: ‘Vai e profetiza ao meu povo Israel’.</w:t>
+        <w:t xml:space="preserve"> Mas o SENHOR me chamou quando eu estava junto do rebanho e me disse: ‘Vá e profetize ao meu povo Israel’.</w:t>
       </w:r>
     </w:p>
     <w:p>
@@ -2725,7 +2725,7 @@
         <w:rPr>
           <w:lang w:val="pt_PT" w:bidi="pt_PT"/>
         </w:rPr>
-        <w:t xml:space="preserve"> Portanto, ouve agora a palavra do SENHOR: tu dizes: ‘Não profetizes contra Israel e não fales contra a descendência de Isaque’.</w:t>
+        <w:t xml:space="preserve"> Portanto, ouça agora a palavra do SENHOR: você diz: ‘Não profetize contra Israel e não fale contra a descendência de Isaque’.</w:t>
       </w:r>
     </w:p>
     <w:p>
@@ -2746,7 +2746,7 @@
         <w:rPr>
           <w:lang w:val="pt_PT" w:bidi="pt_PT"/>
         </w:rPr>
-        <w:t xml:space="preserve"> “Por isso, assim diz o SENHOR: ‘Tua esposa se tornará prostituta nesta cidade, teus filhos e tuas filhas cairão à espada, tua terra será repartida por estranhos; tu morrerás em terra estrangeira, e Israel certamente será levado ao exílio, para longe da sua própria terra’”.</w:t>
+        <w:t xml:space="preserve"> Por isso, assim diz o SENHOR: ‘Sua esposa se tornará prostituta nesta cidade, seus filhos e suas filhas cairão à espada, sua terra será repartida por estranhos; você morrerá em terra estrangeira, e Israel certamente será levado ao exílio, para longe da sua própria terra’”.</w:t>
       </w:r>
     </w:p>
     <w:p>
@@ -2804,7 +2804,7 @@
         <w:rPr>
           <w:lang w:val="pt_PT" w:bidi="pt_PT"/>
         </w:rPr>
-        <w:t xml:space="preserve"> Ele me perguntou: “O que você vê, Amós?” Eu respondi: “Vejo um cesto de frutas maduras”. Então o SENHOR disse: “Assim está o meu povo Israel: chegou ao ponto do castigo; não o pouparei mais”.</w:t>
+        <w:t xml:space="preserve"> Ele me perguntou: “O que você vê, Amós?”. Eu respondi: “Vejo um cesto de frutas maduras”. Então o SENHOR disse: “Chegou o fim para o meu povo Israel; não o pouparei mais.</w:t>
       </w:r>
     </w:p>
     <w:p>
@@ -2825,7 +2825,7 @@
         <w:rPr>
           <w:lang w:val="pt_PT" w:bidi="pt_PT"/>
         </w:rPr>
-        <w:t xml:space="preserve"> “Naquele dia, os cânticos do templo se tornarão lamento; haverá muitos corpos por toda parte; serão levados para fora em silêncio, sem honra de sepultura”, diz o SENHOR.</w:t>
+        <w:t xml:space="preserve"> Naquele dia, os cânticos do templo se tornarão lamento; haverá muitos corpos por toda parte, jogados por todos os lados. Silêncio!”, diz o SENHOR.</w:t>
       </w:r>
     </w:p>
     <w:p>
@@ -2867,7 +2867,7 @@
         <w:rPr>
           <w:lang w:val="pt_PT" w:bidi="pt_PT"/>
         </w:rPr>
-        <w:t xml:space="preserve"> Vocês dizem: “Quando passará a lua nova, para vendermos o cereal? Quando terminará o sábado, para abrirmos o comércio do trigo?” E vocês diminuem a medida, aumentam o preço e usam balanças enganosas.</w:t>
+        <w:t xml:space="preserve"> Vocês dizem: “Quando passará a lua nova, para vendermos o cereal? Quando terminará o sábado, para abrirmos o comércio do trigo?”. E vocês diminuem a medida, aumentam o preço e usam balanças enganosas.</w:t>
       </w:r>
     </w:p>
     <w:p>
@@ -2909,7 +2909,7 @@
         <w:rPr>
           <w:lang w:val="pt_PT" w:bidi="pt_PT"/>
         </w:rPr>
-        <w:t xml:space="preserve"> O SENHOR jurou pela glória de Jacó: “Eu não esquecerei nenhuma das obras más que eles praticaram”.</w:t>
+        <w:t xml:space="preserve"> O SENHOR jurou contra o orgulho de Jacó: “Eu não esquecerei nenhuma das coisas más que eles fizeram.</w:t>
       </w:r>
     </w:p>
     <w:p>
@@ -2951,7 +2951,7 @@
         <w:rPr>
           <w:lang w:val="pt_PT" w:bidi="pt_PT"/>
         </w:rPr>
-        <w:t xml:space="preserve"> “Naquele dia”, declara o SENHOR, o Soberano, “farei o sol se pôr ao meio-dia e cobrirei a terra de escuridão em plena luz do dia.</w:t>
+        <w:t xml:space="preserve"> Naquele dia”, declara o SENHOR, o Soberano, “farei o sol se pôr ao meio-dia e cobrirei a terra de escuridão em plena luz do dia.</w:t>
       </w:r>
     </w:p>
     <w:p>
@@ -2972,7 +2972,7 @@
         <w:rPr>
           <w:lang w:val="pt_PT" w:bidi="pt_PT"/>
         </w:rPr>
-        <w:t xml:space="preserve"> Transformarei as festas em luto e as canções em gritos; farei vocês vestirem pano de lamento e rasparem a cabeça; será como pranto por filho único, e o fim desse dia será amargo, muito amargo.</w:t>
+        <w:t xml:space="preserve"> Transformarei as festas em luto e as canções em gritos; farei vocês vestirem roupas de luto e rasparem a cabeça; será como pranto por filho único, e o fim desse dia será amargo, muito amargo.</w:t>
       </w:r>
     </w:p>
     <w:p>
@@ -2993,7 +2993,7 @@
         <w:rPr>
           <w:lang w:val="pt_PT" w:bidi="pt_PT"/>
         </w:rPr>
-        <w:t xml:space="preserve"> Eis que vêm dias”, diz o SENHOR, o Soberano, “em que enviarei fome sobre a terra; não fome de pão, nem sede de água, mas fome de ouvir a palavra do SENHOR.</w:t>
+        <w:t xml:space="preserve"> Eis que vêm dias”, diz o SENHOR, o Soberano, “em que enviarei fome sobre a terra; não fome de pão, nem sede de água, mas fome e sede de ouvir a palavra do SENHOR.</w:t>
       </w:r>
     </w:p>
     <w:p>
@@ -3056,7 +3056,7 @@
         <w:rPr>
           <w:lang w:val="pt_PT" w:bidi="pt_PT"/>
         </w:rPr>
-        <w:t xml:space="preserve"> Os que juram pelo ídolo de Samaria, e os que dizem: 'Juro pelo seu deus, ó Dã', ou: 'Juro pela força de Berseba', cairão e não se levantarão jamais".</w:t>
+        <w:t xml:space="preserve"> Os que juram pelo ídolo de Samaria, e os que dizem: ‘Juro pelo seu deus, ó Dã’, ou: ‘Juro pela força de Berseba’, cairão e não se levantarão jamais”.</w:t>
       </w:r>
     </w:p>
     <w:p>
@@ -3093,7 +3093,7 @@
         <w:rPr>
           <w:lang w:val="pt_PT" w:bidi="pt_PT"/>
         </w:rPr>
-        <w:t xml:space="preserve"> Vi o SENHOR de pé junto ao altar, e ele ordenou: “Golpeie o alto das colunas, para que os umbrais tremam; faça cair tudo sobre a cabeça do povo; e os que restarem eu matarei à espada; ninguém que fuja escapará, e ninguém que correr se livrará.</w:t>
+        <w:t xml:space="preserve"> Vi o SENHOR de pé junto ao altar, e ele ordenou: “Golpeie o alto das colunas, para que os umbrais tremam; faça cair tudo sobre os que estão ali; e os que restarem eu matarei à espada; ninguém que tentar fugir escapará, e ninguém conseguirá se salvar.</w:t>
       </w:r>
     </w:p>
     <w:p>
@@ -3114,7 +3114,7 @@
         <w:rPr>
           <w:lang w:val="pt_PT" w:bidi="pt_PT"/>
         </w:rPr>
-        <w:t xml:space="preserve"> Ainda que cavem refúgio nas profundezas, dali eu os tirarei; ainda que subam aos céus, de lá eu os farei descer.</w:t>
+        <w:t xml:space="preserve"> Ainda que cavem até as profundezas, dali eu os tirarei; ainda que subam aos céus, de lá eu os farei descer.</w:t>
       </w:r>
     </w:p>
     <w:p>
@@ -3135,7 +3135,7 @@
         <w:rPr>
           <w:lang w:val="pt_PT" w:bidi="pt_PT"/>
         </w:rPr>
-        <w:t xml:space="preserve"> Ainda que se escondam entre as pedras no cume do Carmelo, ali eu os procurarei e os arrancarei; ainda que se ocultem no fundo do mar, ali ordenarei à serpente marinha que os ataque e os destrua.</w:t>
+        <w:t xml:space="preserve"> Ainda que se escondam no cume do Carmelo, ali eu os procurarei e os arrancarei; ainda que se ocultem no fundo do mar, ali ordenarei à serpente que os morda.</w:t>
       </w:r>
     </w:p>
     <w:p>
@@ -3156,7 +3156,7 @@
         <w:rPr>
           <w:lang w:val="pt_PT" w:bidi="pt_PT"/>
         </w:rPr>
-        <w:t xml:space="preserve"> Ainda que sejam levados ao exílio diante de seus inimigos, ali darei ordem à espada para que os mate na terra do cativeiro; eu mesmo voltarei o meu plano contra eles, para o mal e não para o bem.</w:t>
+        <w:t xml:space="preserve"> Ainda que sejam levados ao exílio diante de seus inimigos, ali darei ordem à espada para que os mate na terra do cativeiro; eu mesmo os vigiarei para lhes fazer o mal e não o bem”.</w:t>
       </w:r>
     </w:p>
     <w:p>
@@ -3198,7 +3198,7 @@
         <w:rPr>
           <w:lang w:val="pt_PT" w:bidi="pt_PT"/>
         </w:rPr>
-        <w:t xml:space="preserve"> Ele estende a sua morada até os céus e firma o céu sobre a terra; chama o vapor do mar e o derrama em chuva sobre a terra; SENHOR é o seu nome.</w:t>
+        <w:t xml:space="preserve"> Ele estende a sua morada até os céus e firma o céu sobre a terra; reúne a água do mar e a espalha sobre a terra; SENHOR é o seu nome.</w:t>
       </w:r>
     </w:p>
     <w:p>
@@ -3219,7 +3219,7 @@
         <w:rPr>
           <w:lang w:val="pt_PT" w:bidi="pt_PT"/>
         </w:rPr>
-        <w:t xml:space="preserve"> “Filhos de Israel, vocês não são para mim como os etíopes?”, diz o SENHOR; “não fui eu quem tirou vocês do Egito, e também tirei os filisteus de Caftor e os sírios de Quir?</w:t>
+        <w:t xml:space="preserve"> “Filhos de Israel, vocês não são para mim melhores do que os etíopes”, diz o SENHOR; “não fui eu quem tirou vocês do Egito, e não fui eu também quem tirou os filisteus de Caftor, e os sírios de Quir?</w:t>
       </w:r>
     </w:p>
     <w:p>
@@ -3240,7 +3240,7 @@
         <w:rPr>
           <w:lang w:val="pt_PT" w:bidi="pt_PT"/>
         </w:rPr>
-        <w:t xml:space="preserve"> Os olhos do SENHOR, o Soberano, estão sobre este reino, e veem o seu pecado grave; eu o arrancarei da sua terra e espalharei seus moradores; contudo, não destruirei por completo a descendência de Jacó”, diz o SENHOR.</w:t>
+        <w:t xml:space="preserve"> Os olhos do SENHOR, o Soberano, estão sobre este reino, e veem o seu pecado grave; eu o varrerei da face da terra; contudo, não destruirei totalmente a descendência de Jacó”, diz o SENHOR.</w:t>
       </w:r>
     </w:p>
     <w:p>
@@ -3345,7 +3345,7 @@
         <w:rPr>
           <w:lang w:val="pt_PT" w:bidi="pt_PT"/>
         </w:rPr>
-        <w:t xml:space="preserve"> “Virá o tempo”, diz o SENHOR, “em que a colheita será tão grande que o que colhe mal terminará e já começará o plantio; e as vinhas nos montes de Israel darão tantas uvas que o vinho correrá livremente por todas as colinas.</w:t>
+        <w:t xml:space="preserve"> “Virá o tempo”, diz o SENHOR, “em que a colheita será tão grande que o que colhe mal terminará e já começará o plantio; e as vinhas nos montes darão tantas uvas que o vinho correrá livremente por todas as colinas.</w:t>
       </w:r>
     </w:p>
     <w:p>
